--- a/public/templates/examples/A-093-RoleBasedAccessControlDocumentation-EXAMPLE-M.docx
+++ b/public/templates/examples/A-093-RoleBasedAccessControlDocumentation-EXAMPLE-M.docx
@@ -34,6 +34,9 @@
         <w:gridCol w:w="9360"/>
       </w:tblGrid>
       <w:tr>
+        <w:trPr>
+          <w:cantSplit/>
+        </w:trPr>
         <w:tc>
           <w:tcPr>
             <w:tcW w:type="dxa" w:w="9360"/>
@@ -76,8 +79,6 @@
             <w:r>
               <w:rPr>
                 <w:rFonts w:ascii="Aptos" w:cs="Aptos" w:eastAsia="Aptos" w:hAnsi="Aptos"/>
-                <w:b/>
-                <w:bCs/>
                 <w:sz w:val="24"/>
                 <w:szCs w:val="24"/>
               </w:rPr>
@@ -202,17 +203,9 @@
     </w:tbl>
     <w:p>
       <w:pPr>
-        <w:spacing w:before="220" w:after="100"/>
+        <w:pStyle w:val="Heading2"/>
       </w:pPr>
       <w:r>
-        <w:rPr>
-          <w:rFonts w:ascii="Aptos" w:cs="Aptos" w:eastAsia="Aptos" w:hAnsi="Aptos"/>
-          <w:b/>
-          <w:bCs/>
-          <w:color w:val="1B3A5C"/>
-          <w:sz w:val="26"/>
-          <w:szCs w:val="26"/>
-        </w:rPr>
         <w:t xml:space="preserve">1. Purpose and Scope</w:t>
       </w:r>
     </w:p>
@@ -247,6 +240,9 @@
         <w:gridCol w:w="2500"/>
       </w:tblGrid>
       <w:tr>
+        <w:trPr>
+          <w:cantSplit/>
+        </w:trPr>
         <w:tc>
           <w:tcPr>
             <w:tcW w:type="dxa" w:w="4360"/>
@@ -342,6 +338,9 @@
         </w:tc>
       </w:tr>
       <w:tr>
+        <w:trPr>
+          <w:cantSplit/>
+        </w:trPr>
         <w:tc>
           <w:tcPr>
             <w:tcW w:type="dxa" w:w="4360"/>
@@ -425,6 +424,9 @@
         </w:tc>
       </w:tr>
       <w:tr>
+        <w:trPr>
+          <w:cantSplit/>
+        </w:trPr>
         <w:tc>
           <w:tcPr>
             <w:tcW w:type="dxa" w:w="4360"/>
@@ -508,6 +510,9 @@
         </w:tc>
       </w:tr>
       <w:tr>
+        <w:trPr>
+          <w:cantSplit/>
+        </w:trPr>
         <w:tc>
           <w:tcPr>
             <w:tcW w:type="dxa" w:w="4360"/>
@@ -593,17 +598,9 @@
     </w:tbl>
     <w:p>
       <w:pPr>
-        <w:spacing w:before="220" w:after="100"/>
+        <w:pStyle w:val="Heading2"/>
       </w:pPr>
       <w:r>
-        <w:rPr>
-          <w:rFonts w:ascii="Aptos" w:cs="Aptos" w:eastAsia="Aptos" w:hAnsi="Aptos"/>
-          <w:b/>
-          <w:bCs/>
-          <w:color w:val="1B3A5C"/>
-          <w:sz w:val="26"/>
-          <w:szCs w:val="26"/>
-        </w:rPr>
         <w:t xml:space="preserve">2. System Identification</w:t>
       </w:r>
     </w:p>
@@ -624,6 +621,10 @@
         <w:gridCol w:w="6360"/>
       </w:tblGrid>
       <w:tr>
+        <w:trPr>
+          <w:cantSplit/>
+          <w:tblHeader/>
+        </w:trPr>
         <w:tc>
           <w:tcPr>
             <w:tcW w:type="dxa" w:w="3000"/>
@@ -688,6 +689,9 @@
         </w:tc>
       </w:tr>
       <w:tr>
+        <w:trPr>
+          <w:cantSplit/>
+        </w:trPr>
         <w:tc>
           <w:tcPr>
             <w:tcW w:type="dxa" w:w="3000"/>
@@ -744,6 +748,9 @@
         </w:tc>
       </w:tr>
       <w:tr>
+        <w:trPr>
+          <w:cantSplit/>
+        </w:trPr>
         <w:tc>
           <w:tcPr>
             <w:tcW w:type="dxa" w:w="3000"/>
@@ -800,6 +807,9 @@
         </w:tc>
       </w:tr>
       <w:tr>
+        <w:trPr>
+          <w:cantSplit/>
+        </w:trPr>
         <w:tc>
           <w:tcPr>
             <w:tcW w:type="dxa" w:w="3000"/>
@@ -856,6 +866,9 @@
         </w:tc>
       </w:tr>
       <w:tr>
+        <w:trPr>
+          <w:cantSplit/>
+        </w:trPr>
         <w:tc>
           <w:tcPr>
             <w:tcW w:type="dxa" w:w="3000"/>
@@ -912,6 +925,9 @@
         </w:tc>
       </w:tr>
       <w:tr>
+        <w:trPr>
+          <w:cantSplit/>
+        </w:trPr>
         <w:tc>
           <w:tcPr>
             <w:tcW w:type="dxa" w:w="3000"/>
@@ -968,6 +984,9 @@
         </w:tc>
       </w:tr>
       <w:tr>
+        <w:trPr>
+          <w:cantSplit/>
+        </w:trPr>
         <w:tc>
           <w:tcPr>
             <w:tcW w:type="dxa" w:w="3000"/>
@@ -1024,6 +1043,9 @@
         </w:tc>
       </w:tr>
       <w:tr>
+        <w:trPr>
+          <w:cantSplit/>
+        </w:trPr>
         <w:tc>
           <w:tcPr>
             <w:tcW w:type="dxa" w:w="3000"/>
@@ -1082,17 +1104,9 @@
     </w:tbl>
     <w:p>
       <w:pPr>
-        <w:spacing w:before="220" w:after="100"/>
+        <w:pStyle w:val="Heading2"/>
       </w:pPr>
       <w:r>
-        <w:rPr>
-          <w:rFonts w:ascii="Aptos" w:cs="Aptos" w:eastAsia="Aptos" w:hAnsi="Aptos"/>
-          <w:b/>
-          <w:bCs/>
-          <w:color w:val="1B3A5C"/>
-          <w:sz w:val="26"/>
-          <w:szCs w:val="26"/>
-        </w:rPr>
         <w:t xml:space="preserve">3. As-Built Role Enforcement</w:t>
       </w:r>
     </w:p>
@@ -1115,6 +1129,9 @@
         <w:gridCol w:w="2000"/>
       </w:tblGrid>
       <w:tr>
+        <w:trPr>
+          <w:cantSplit/>
+        </w:trPr>
         <w:tc>
           <w:tcPr>
             <w:tcW w:type="dxa" w:w="2200"/>
@@ -1241,6 +1258,9 @@
         </w:tc>
       </w:tr>
       <w:tr>
+        <w:trPr>
+          <w:cantSplit/>
+        </w:trPr>
         <w:tc>
           <w:tcPr>
             <w:tcW w:type="dxa" w:w="2200"/>
@@ -1351,6 +1371,9 @@
         </w:tc>
       </w:tr>
       <w:tr>
+        <w:trPr>
+          <w:cantSplit/>
+        </w:trPr>
         <w:tc>
           <w:tcPr>
             <w:tcW w:type="dxa" w:w="2200"/>
@@ -1461,6 +1484,9 @@
         </w:tc>
       </w:tr>
       <w:tr>
+        <w:trPr>
+          <w:cantSplit/>
+        </w:trPr>
         <w:tc>
           <w:tcPr>
             <w:tcW w:type="dxa" w:w="2200"/>
@@ -1571,6 +1597,9 @@
         </w:tc>
       </w:tr>
       <w:tr>
+        <w:trPr>
+          <w:cantSplit/>
+        </w:trPr>
         <w:tc>
           <w:tcPr>
             <w:tcW w:type="dxa" w:w="2200"/>
@@ -1683,17 +1712,9 @@
     </w:tbl>
     <w:p>
       <w:pPr>
-        <w:spacing w:before="220" w:after="100"/>
+        <w:pStyle w:val="Heading2"/>
       </w:pPr>
       <w:r>
-        <w:rPr>
-          <w:rFonts w:ascii="Aptos" w:cs="Aptos" w:eastAsia="Aptos" w:hAnsi="Aptos"/>
-          <w:b/>
-          <w:bCs/>
-          <w:color w:val="1B3A5C"/>
-          <w:sz w:val="26"/>
-          <w:szCs w:val="26"/>
-        </w:rPr>
         <w:t xml:space="preserve">4. Separation-of-Duties Pairing</w:t>
       </w:r>
     </w:p>
@@ -1715,6 +1736,9 @@
         <w:gridCol w:w="4160"/>
       </w:tblGrid>
       <w:tr>
+        <w:trPr>
+          <w:cantSplit/>
+        </w:trPr>
         <w:tc>
           <w:tcPr>
             <w:tcW w:type="dxa" w:w="2600"/>
@@ -1810,6 +1834,9 @@
         </w:tc>
       </w:tr>
       <w:tr>
+        <w:trPr>
+          <w:cantSplit/>
+        </w:trPr>
         <w:tc>
           <w:tcPr>
             <w:tcW w:type="dxa" w:w="2600"/>
@@ -1893,6 +1920,9 @@
         </w:tc>
       </w:tr>
       <w:tr>
+        <w:trPr>
+          <w:cantSplit/>
+        </w:trPr>
         <w:tc>
           <w:tcPr>
             <w:tcW w:type="dxa" w:w="2600"/>
@@ -1978,17 +2008,9 @@
     </w:tbl>
     <w:p>
       <w:pPr>
-        <w:spacing w:before="220" w:after="100"/>
+        <w:pStyle w:val="Heading2"/>
       </w:pPr>
       <w:r>
-        <w:rPr>
-          <w:rFonts w:ascii="Aptos" w:cs="Aptos" w:eastAsia="Aptos" w:hAnsi="Aptos"/>
-          <w:b/>
-          <w:bCs/>
-          <w:color w:val="1B3A5C"/>
-          <w:sz w:val="26"/>
-          <w:szCs w:val="26"/>
-        </w:rPr>
         <w:t xml:space="preserve">5. Approved Baseline and Deviation Log</w:t>
       </w:r>
     </w:p>
@@ -2012,6 +2034,9 @@
         <w:gridCol w:w="1600"/>
       </w:tblGrid>
       <w:tr>
+        <w:trPr>
+          <w:cantSplit/>
+        </w:trPr>
         <w:tc>
           <w:tcPr>
             <w:tcW w:type="dxa" w:w="1900"/>
@@ -2169,6 +2194,9 @@
         </w:tc>
       </w:tr>
       <w:tr>
+        <w:trPr>
+          <w:cantSplit/>
+        </w:trPr>
         <w:tc>
           <w:tcPr>
             <w:tcW w:type="dxa" w:w="1900"/>
@@ -2306,6 +2334,9 @@
         </w:tc>
       </w:tr>
       <w:tr>
+        <w:trPr>
+          <w:cantSplit/>
+        </w:trPr>
         <w:tc>
           <w:tcPr>
             <w:tcW w:type="dxa" w:w="1900"/>
@@ -2445,17 +2476,9 @@
     </w:tbl>
     <w:p>
       <w:pPr>
-        <w:spacing w:before="220" w:after="100"/>
+        <w:pStyle w:val="Heading2"/>
       </w:pPr>
       <w:r>
-        <w:rPr>
-          <w:rFonts w:ascii="Aptos" w:cs="Aptos" w:eastAsia="Aptos" w:hAnsi="Aptos"/>
-          <w:b/>
-          <w:bCs/>
-          <w:color w:val="1B3A5C"/>
-          <w:sz w:val="26"/>
-          <w:szCs w:val="26"/>
-        </w:rPr>
         <w:t xml:space="preserve">6. Validation and Review</w:t>
       </w:r>
     </w:p>
@@ -2474,17 +2497,9 @@
     </w:p>
     <w:p>
       <w:pPr>
-        <w:spacing w:before="220" w:after="100"/>
+        <w:pStyle w:val="Heading2"/>
       </w:pPr>
       <w:r>
-        <w:rPr>
-          <w:rFonts w:ascii="Aptos" w:cs="Aptos" w:eastAsia="Aptos" w:hAnsi="Aptos"/>
-          <w:b/>
-          <w:bCs/>
-          <w:color w:val="1B3A5C"/>
-          <w:sz w:val="26"/>
-          <w:szCs w:val="26"/>
-        </w:rPr>
         <w:t xml:space="preserve">Profile Scaling Notes</w:t>
       </w:r>
     </w:p>
@@ -2505,6 +2520,9 @@
         <w:gridCol w:w="6360"/>
       </w:tblGrid>
       <w:tr>
+        <w:trPr>
+          <w:cantSplit/>
+        </w:trPr>
         <w:tc>
           <w:tcPr>
             <w:tcW w:type="dxa" w:w="3000"/>
@@ -2569,6 +2587,9 @@
         </w:tc>
       </w:tr>
       <w:tr>
+        <w:trPr>
+          <w:cantSplit/>
+        </w:trPr>
         <w:tc>
           <w:tcPr>
             <w:tcW w:type="dxa" w:w="3000"/>
@@ -2646,6 +2667,9 @@
         <w:gridCol w:w="9360"/>
       </w:tblGrid>
       <w:tr>
+        <w:trPr>
+          <w:cantSplit/>
+        </w:trPr>
         <w:tc>
           <w:tcPr>
             <w:tcW w:type="dxa" w:w="9360"/>
@@ -2735,17 +2759,9 @@
     </w:tbl>
     <w:p>
       <w:pPr>
-        <w:spacing w:before="220" w:after="100"/>
+        <w:pStyle w:val="Heading2"/>
       </w:pPr>
       <w:r>
-        <w:rPr>
-          <w:rFonts w:ascii="Aptos" w:cs="Aptos" w:eastAsia="Aptos" w:hAnsi="Aptos"/>
-          <w:b/>
-          <w:bCs/>
-          <w:color w:val="1B3A5C"/>
-          <w:sz w:val="26"/>
-          <w:szCs w:val="26"/>
-        </w:rPr>
         <w:t xml:space="preserve">Approval Signatures</w:t>
       </w:r>
     </w:p>
@@ -2768,6 +2784,9 @@
         <w:gridCol w:w="2120"/>
       </w:tblGrid>
       <w:tr>
+        <w:trPr>
+          <w:cantSplit/>
+        </w:trPr>
         <w:tc>
           <w:tcPr>
             <w:tcW w:type="dxa" w:w="3000"/>
@@ -2894,6 +2913,9 @@
         </w:tc>
       </w:tr>
       <w:tr>
+        <w:trPr>
+          <w:cantSplit/>
+        </w:trPr>
         <w:tc>
           <w:tcPr>
             <w:tcW w:type="dxa" w:w="3000"/>
@@ -2977,6 +2999,9 @@
         </w:tc>
       </w:tr>
       <w:tr>
+        <w:trPr>
+          <w:cantSplit/>
+        </w:trPr>
         <w:tc>
           <w:tcPr>
             <w:tcW w:type="dxa" w:w="3000"/>
@@ -3062,17 +3087,9 @@
     </w:tbl>
     <w:p>
       <w:pPr>
-        <w:spacing w:before="220" w:after="100"/>
+        <w:pStyle w:val="Heading2"/>
       </w:pPr>
       <w:r>
-        <w:rPr>
-          <w:rFonts w:ascii="Aptos" w:cs="Aptos" w:eastAsia="Aptos" w:hAnsi="Aptos"/>
-          <w:b/>
-          <w:bCs/>
-          <w:color w:val="1B3A5C"/>
-          <w:sz w:val="26"/>
-          <w:szCs w:val="26"/>
-        </w:rPr>
         <w:t xml:space="preserve">Change History</w:t>
       </w:r>
     </w:p>
@@ -3095,6 +3112,9 @@
         <w:gridCol w:w="4360"/>
       </w:tblGrid>
       <w:tr>
+        <w:trPr>
+          <w:cantSplit/>
+        </w:trPr>
         <w:tc>
           <w:tcPr>
             <w:tcW w:type="dxa" w:w="1400"/>
@@ -3221,6 +3241,9 @@
         </w:tc>
       </w:tr>
       <w:tr>
+        <w:trPr>
+          <w:cantSplit/>
+        </w:trPr>
         <w:tc>
           <w:tcPr>
             <w:tcW w:type="dxa" w:w="1400"/>
@@ -3331,6 +3354,7 @@
         </w:tc>
       </w:tr>
     </w:tbl>
+    <w:p/>
     <w:sectPr>
       <w:headerReference w:type="default" r:id="rId7"/>
       <w:footerReference w:type="default" r:id="rId8"/>
@@ -3341,10 +3365,6 @@
     </w:sectPr>
   </w:body>
 </w:document>
-</file>
-
-<file path=word/comments.xml><?xml version="1.0" encoding="utf-8"?>
-<w:comments xmlns:cx="http://schemas.microsoft.com/office/drawing/2014/chartex" xmlns:cx1="http://schemas.microsoft.com/office/drawing/2015/9/8/chartex" xmlns:cx2="http://schemas.microsoft.com/office/drawing/2015/10/21/chartex" xmlns:cx3="http://schemas.microsoft.com/office/drawing/2016/5/9/chartex" xmlns:cx4="http://schemas.microsoft.com/office/drawing/2016/5/10/chartex" xmlns:cx5="http://schemas.microsoft.com/office/drawing/2016/5/11/chartex" xmlns:cx6="http://schemas.microsoft.com/office/drawing/2016/5/12/chartex" xmlns:cx7="http://schemas.microsoft.com/office/drawing/2016/5/13/chartex" xmlns:cx8="http://schemas.microsoft.com/office/drawing/2016/5/14/chartex" xmlns:mc="http://schemas.openxmlformats.org/markup-compatibility/2006" xmlns:aink="http://schemas.microsoft.com/office/drawing/2016/ink" xmlns:am3d="http://schemas.microsoft.com/office/drawing/2017/model3d" xmlns:o="urn:schemas-microsoft-com:office:office" xmlns:r="http://schemas.openxmlformats.org/officeDocument/2006/relationships" xmlns:m="http://schemas.openxmlformats.org/officeDocument/2006/math" xmlns:v="urn:schemas-microsoft-com:vml" xmlns:wp14="http://schemas.microsoft.com/office/word/2010/wordprocessingDrawing" xmlns:wp="http://schemas.openxmlformats.org/drawingml/2006/wordprocessingDrawing" xmlns:w10="urn:schemas-microsoft-com:office:word" xmlns:w="http://schemas.openxmlformats.org/wordprocessingml/2006/main" xmlns:w14="http://schemas.microsoft.com/office/word/2010/wordml" xmlns:w15="http://schemas.microsoft.com/office/word/2012/wordml" xmlns:w16cex="http://schemas.microsoft.com/office/word/2018/wordml/cex" xmlns:w16cid="http://schemas.microsoft.com/office/word/2016/wordml/cid" xmlns:w16="http://schemas.microsoft.com/office/word/2018/wordml" xmlns:w16sdtdh="http://schemas.microsoft.com/office/word/2020/wordml/sdtdatahash" xmlns:w16se="http://schemas.microsoft.com/office/word/2015/wordml/symex" xmlns:wpg="http://schemas.microsoft.com/office/word/2010/wordprocessingGroup" xmlns:wpi="http://schemas.microsoft.com/office/word/2010/wordprocessingInk" xmlns:wne="http://schemas.microsoft.com/office/word/2006/wordml" xmlns:wps="http://schemas.microsoft.com/office/word/2010/wordprocessingShape"/>
 </file>
 
 <file path=word/endnotes.xml><?xml version="1.0" encoding="utf-8"?>
@@ -3477,15 +3497,12 @@
 <w:hdr xmlns:wpc="http://schemas.microsoft.com/office/word/2010/wordprocessingCanvas" xmlns:mc="http://schemas.openxmlformats.org/markup-compatibility/2006" xmlns:o="urn:schemas-microsoft-com:office:office" xmlns:r="http://schemas.openxmlformats.org/officeDocument/2006/relationships" xmlns:m="http://schemas.openxmlformats.org/officeDocument/2006/math" xmlns:v="urn:schemas-microsoft-com:vml" xmlns:wp14="http://schemas.microsoft.com/office/word/2010/wordprocessingDrawing" xmlns:wp="http://schemas.openxmlformats.org/drawingml/2006/wordprocessingDrawing" xmlns:w10="urn:schemas-microsoft-com:office:word" xmlns:w="http://schemas.openxmlformats.org/wordprocessingml/2006/main" xmlns:w14="http://schemas.microsoft.com/office/word/2010/wordml" xmlns:w15="http://schemas.microsoft.com/office/word/2012/wordml" xmlns:wpg="http://schemas.microsoft.com/office/word/2010/wordprocessingGroup" xmlns:wpi="http://schemas.microsoft.com/office/word/2010/wordprocessingInk" xmlns:wne="http://schemas.microsoft.com/office/word/2006/wordml" xmlns:wps="http://schemas.microsoft.com/office/word/2010/wordprocessingShape" xmlns:cx="http://schemas.microsoft.com/office/drawing/2014/chartex" xmlns:cx1="http://schemas.microsoft.com/office/drawing/2015/9/8/chartex" xmlns:cx2="http://schemas.microsoft.com/office/drawing/2015/10/21/chartex" xmlns:cx3="http://schemas.microsoft.com/office/drawing/2016/5/9/chartex" xmlns:cx4="http://schemas.microsoft.com/office/drawing/2016/5/10/chartex" xmlns:cx5="http://schemas.microsoft.com/office/drawing/2016/5/11/chartex" xmlns:cx6="http://schemas.microsoft.com/office/drawing/2016/5/12/chartex" xmlns:cx7="http://schemas.microsoft.com/office/drawing/2016/5/13/chartex" xmlns:cx8="http://schemas.microsoft.com/office/drawing/2016/5/14/chartex" xmlns:w16cid="http://schemas.microsoft.com/office/word/2016/wordml/cid" xmlns:w16se="http://schemas.microsoft.com/office/word/2015/wordml/symex">
   <w:p>
     <w:pPr>
-      <w:pBdr>
-        <w:bottom w:val="single" w:color="1B3A5C" w:sz="6" w:space="2"/>
-      </w:pBdr>
       <w:jc w:val="center"/>
     </w:pPr>
     <w:r>
       <w:drawing>
         <wp:inline xmlns:a="http://schemas.openxmlformats.org/drawingml/2006/main" xmlns:pic="http://schemas.openxmlformats.org/drawingml/2006/picture">
-          <wp:extent cx="822960" cy="822960"/>
+          <wp:extent cx="777240" cy="777240"/>
           <wp:docPr id="1" name="Seal"/>
           <wp:cNvGraphicFramePr>
             <a:graphicFrameLocks noChangeAspect="1"/>
@@ -3506,7 +3523,7 @@
                 <pic:spPr>
                   <a:xfrm>
                     <a:off x="0" y="0"/>
-                    <a:ext cx="822960" cy="822960"/>
+                    <a:ext cx="777240" cy="777240"/>
                   </a:xfrm>
                   <a:prstGeom prst="rect"/>
                 </pic:spPr>
@@ -3515,6 +3532,22 @@
           </a:graphic>
         </wp:inline>
       </w:drawing>
+    </w:r>
+  </w:p>
+  <w:p>
+    <w:pPr>
+      <w:pBdr>
+        <w:bottom w:val="single" w:color="1B3A5C" w:sz="6" w:space="2"/>
+      </w:pBdr>
+      <w:jc w:val="right"/>
+    </w:pPr>
+    <w:r>
+      <w:rPr>
+        <w:rFonts w:ascii="Aptos" w:cs="Aptos" w:eastAsia="Aptos" w:hAnsi="Aptos"/>
+        <w:color w:val="595959"/>
+        <w:sz w:val="16"/>
+        <w:szCs w:val="16"/>
+      </w:rPr>
     </w:r>
   </w:p>
   <w:p>
@@ -3812,37 +3845,24 @@
       <w:szCs w:val="56"/>
     </w:rPr>
   </w:style>
-  <w:style w:type="paragraph" w:styleId="Heading1">
-    <w:name w:val="Heading 1"/>
-    <w:basedOn w:val="Normal"/>
-    <w:next w:val="Normal"/>
-    <w:qFormat/>
-    <w:rPr>
-      <w:color w:val="2E74B5"/>
-      <w:sz w:val="32"/>
-      <w:szCs w:val="32"/>
-    </w:rPr>
-  </w:style>
-  <w:style w:type="paragraph" w:styleId="Heading2">
-    <w:name w:val="Heading 2"/>
-    <w:basedOn w:val="Normal"/>
-    <w:next w:val="Normal"/>
-    <w:qFormat/>
-    <w:rPr>
-      <w:color w:val="2E74B5"/>
-      <w:sz w:val="26"/>
-      <w:szCs w:val="26"/>
-    </w:rPr>
-  </w:style>
   <w:style w:type="paragraph" w:styleId="Heading3">
     <w:name w:val="Heading 3"/>
     <w:basedOn w:val="Normal"/>
     <w:next w:val="Normal"/>
     <w:qFormat/>
+    <w:pPr>
+      <w:keepNext/>
+      <w:keepLines/>
+      <w:spacing w:after="100" w:before="220"/>
+      <w:outlineLvl w:val="2"/>
+    </w:pPr>
     <w:rPr>
-      <w:color w:val="1F4D78"/>
-      <w:sz w:val="24"/>
-      <w:szCs w:val="24"/>
+      <w:rFonts w:ascii="Aptos" w:cs="Aptos" w:eastAsia="Aptos" w:hAnsi="Aptos"/>
+      <w:b/>
+      <w:bCs/>
+      <w:color w:val="1B3A5C"/>
+      <w:sz w:val="26"/>
+      <w:szCs w:val="26"/>
     </w:rPr>
   </w:style>
   <w:style w:type="paragraph" w:styleId="Heading4">
@@ -3850,10 +3870,19 @@
     <w:basedOn w:val="Normal"/>
     <w:next w:val="Normal"/>
     <w:qFormat/>
+    <w:pPr>
+      <w:keepNext/>
+      <w:keepLines/>
+      <w:spacing w:after="100" w:before="220"/>
+      <w:outlineLvl w:val="3"/>
+    </w:pPr>
     <w:rPr>
-      <w:i/>
-      <w:iCs/>
-      <w:color w:val="2E74B5"/>
+      <w:rFonts w:ascii="Aptos" w:cs="Aptos" w:eastAsia="Aptos" w:hAnsi="Aptos"/>
+      <w:b/>
+      <w:bCs/>
+      <w:color w:val="1B3A5C"/>
+      <w:sz w:val="24"/>
+      <w:szCs w:val="24"/>
     </w:rPr>
   </w:style>
   <w:style w:type="paragraph" w:styleId="Heading5">
@@ -3861,8 +3890,19 @@
     <w:basedOn w:val="Normal"/>
     <w:next w:val="Normal"/>
     <w:qFormat/>
+    <w:pPr>
+      <w:keepNext/>
+      <w:keepLines/>
+      <w:spacing w:after="100" w:before="220"/>
+      <w:outlineLvl w:val="4"/>
+    </w:pPr>
     <w:rPr>
-      <w:color w:val="2E74B5"/>
+      <w:rFonts w:ascii="Aptos" w:cs="Aptos" w:eastAsia="Aptos" w:hAnsi="Aptos"/>
+      <w:b/>
+      <w:bCs/>
+      <w:color w:val="1B3A5C"/>
+      <w:sz w:val="24"/>
+      <w:szCs w:val="24"/>
     </w:rPr>
   </w:style>
   <w:style w:type="paragraph" w:styleId="Heading6">
@@ -3870,8 +3910,19 @@
     <w:basedOn w:val="Normal"/>
     <w:next w:val="Normal"/>
     <w:qFormat/>
+    <w:pPr>
+      <w:keepNext/>
+      <w:keepLines/>
+      <w:spacing w:after="100" w:before="220"/>
+      <w:outlineLvl w:val="5"/>
+    </w:pPr>
     <w:rPr>
-      <w:color w:val="1F4D78"/>
+      <w:rFonts w:ascii="Aptos" w:cs="Aptos" w:eastAsia="Aptos" w:hAnsi="Aptos"/>
+      <w:b/>
+      <w:bCs/>
+      <w:color w:val="1B3A5C"/>
+      <w:sz w:val="24"/>
+      <w:szCs w:val="24"/>
     </w:rPr>
   </w:style>
   <w:style w:type="paragraph" w:styleId="Strong">
@@ -3979,6 +4030,8 @@
     <w:next w:val="Normal"/>
     <w:qFormat/>
     <w:pPr>
+      <w:keepNext/>
+      <w:keepLines/>
       <w:spacing w:after="160" w:before="240"/>
       <w:outlineLvl w:val="0"/>
     </w:pPr>
@@ -3997,6 +4050,8 @@
     <w:next w:val="Normal"/>
     <w:qFormat/>
     <w:pPr>
+      <w:keepNext/>
+      <w:keepLines/>
       <w:spacing w:after="100" w:before="220"/>
       <w:outlineLvl w:val="1"/>
     </w:pPr>
